--- a/工人操作手册.docx
+++ b/工人操作手册.docx
@@ -779,23 +779,7 @@
                 <w:sz w:val="18"/>
                 <w:lang w:eastAsia="zh-CN"/>
               </w:rPr>
-              <w:t>大破洞或大油疤</w:t>
-            </w:r>
-            <w:r>
-              <w:rPr>
-                <w:b/>
-                <w:sz w:val="18"/>
-                <w:lang w:eastAsia="zh-CN"/>
-              </w:rPr>
-              <w:t xml:space="preserve"> </w:t>
-            </w:r>
-            <w:r>
-              <w:rPr>
-                <w:b/>
-                <w:sz w:val="18"/>
-                <w:lang w:eastAsia="zh-CN"/>
-              </w:rPr>
-              <w:t>数量大于</w:t>
+              <w:t>大破洞(dongban) 数量大于</w:t>
             </w:r>
           </w:p>
         </w:tc>
@@ -815,21 +799,78 @@
                 <w:sz w:val="18"/>
                 <w:lang w:eastAsia="zh-CN"/>
               </w:rPr>
-              <w:t>一个大的就算多（只数大于</w:t>
+              <w:t>一个大的就算多（只数大于 40mm 的）</w:t>
             </w:r>
+          </w:p>
+        </w:tc>
+        <w:tc>
+          <w:tcPr>
+            <w:tcW w:w="1814" w:type="dxa"/>
+          </w:tcPr>
+          <w:p>
+            <w:pPr>
+              <w:spacing w:before="10" w:after="10"/>
+              <w:jc w:val="center"/>
+              <w:rPr>
+                <w:rFonts w:hint="eastAsia"/>
+                <w:b/>
+                <w:lang w:eastAsia="zh-CN"/>
+              </w:rPr>
+            </w:pPr>
+            <w:r>
+              <w:rPr>
+                <w:rFonts w:hint="eastAsia"/>
+                <w:b/>
+                <w:lang w:eastAsia="zh-CN"/>
+              </w:rPr>
+              <w:t>0</w:t>
+            </w:r>
+          </w:p>
+        </w:tc>
+      </w:tr>
+      <w:tr>
+        <w:trPr>
+          <w:trHeight w:val="283"/>
+          <w:jc w:val="center"/>
+        </w:trPr>
+        <w:tc>
+          <w:tcPr>
+            <w:tcW w:w="3402" w:type="dxa"/>
+          </w:tcPr>
+          <w:p>
+            <w:pPr>
+              <w:spacing w:before="10" w:after="10"/>
+              <w:rPr>
+                <w:lang w:eastAsia="zh-CN"/>
+              </w:rPr>
+            </w:pPr>
+            <w:r>
+              <w:rPr>
+                <w:b/>
+                <w:sz w:val="18"/>
+                <w:lang w:eastAsia="zh-CN"/>
+              </w:rPr>
+              <w:t>大油疤(heiba) 数量大于</w:t>
+            </w:r>
+          </w:p>
+        </w:tc>
+        <w:tc>
+          <w:tcPr>
+            <w:tcW w:w="4989" w:type="dxa"/>
+          </w:tcPr>
+          <w:p>
+            <w:pPr>
+              <w:spacing w:before="10" w:after="10"/>
+              <w:rPr>
+                <w:lang w:eastAsia="zh-CN"/>
+              </w:rPr>
+            </w:pPr>
             <w:r>
               <w:rPr>
                 <w:sz w:val="18"/>
                 <w:lang w:eastAsia="zh-CN"/>
               </w:rPr>
-              <w:t xml:space="preserve"> 40mm </w:t>
-            </w:r>
-            <w:r>
-              <w:rPr>
-                <w:sz w:val="18"/>
-                <w:lang w:eastAsia="zh-CN"/>
-              </w:rPr>
-              <w:t>的）</w:t>
+              <w:t>一个大的就算多（小油疤里大于 100mm 的）</w:t>
             </w:r>
           </w:p>
         </w:tc>

--- a/工人操作手册.docx
+++ b/工人操作手册.docx
@@ -870,7 +870,7 @@
                 <w:sz w:val="18"/>
                 <w:lang w:eastAsia="zh-CN"/>
               </w:rPr>
-              <w:t>一个大的就算多（小油疤里大于 100mm 的）</w:t>
+              <w:t>一个大的就算多（小油疤里对角线大于 100mm 的）</w:t>
             </w:r>
           </w:p>
         </w:tc>

--- a/工人操作手册.docx
+++ b/工人操作手册.docx
@@ -870,7 +870,7 @@
                 <w:sz w:val="18"/>
                 <w:lang w:eastAsia="zh-CN"/>
               </w:rPr>
-              <w:t>一个大的就算多（小油疤里对角线大于 100mm 的）</w:t>
+              <w:t>一个大的就算多（小油疤里大于 100mm 的）</w:t>
             </w:r>
           </w:p>
         </w:tc>

--- a/工人操作手册.docx
+++ b/工人操作手册.docx
@@ -639,7 +639,7 @@
               <w:rPr>
                 <w:sz w:val="18"/>
               </w:rPr>
-              <w:t>超过几个算多</w:t>
+              <w:t>超过几个算多（只数大于 10mm 的）</w:t>
             </w:r>
           </w:p>
         </w:tc>
